--- a/templates/律师审核意见模板.docx
+++ b/templates/律师审核意见模板.docx
@@ -16,10 +16,11 @@
       </w:pPr>
       <w:r>
         <w:rPr>
-          <w:rFonts w:hint="eastAsia" w:ascii="宋体" w:hAnsi="宋体" w:cs="宋体"/>
-          <w:color w:val="000000"/>
-          <w:sz w:val="28"/>
-          <w:szCs w:val="28"/>
+          <w:rFonts w:hint="default" w:ascii="Times New Roman" w:hAnsi="Times New Roman"/>
+          <w:b/>
+          <w:sz w:val="36"/>
+          <w:szCs w:val="28"/>
+          <w:lang w:val="en-US"/>
         </w:rPr>
         <w:drawing>
           <wp:anchor distT="0" distB="0" distL="114300" distR="114300" simplePos="0" relativeHeight="251659264" behindDoc="0" locked="0" layoutInCell="1" allowOverlap="1">
@@ -77,9 +78,21 @@
           <w:b/>
           <w:sz w:val="36"/>
           <w:szCs w:val="28"/>
-        </w:rPr>
-        <w:t>合同审核意见</w:t>
-      </w:r>
+          <w:lang w:val="en-US" w:eastAsia="zh-CN"/>
+        </w:rPr>
+        <w:t>律师</w:t>
+      </w:r>
+      <w:r>
+        <w:rPr>
+          <w:rFonts w:hint="eastAsia" w:ascii="Times New Roman" w:hAnsi="Times New Roman"/>
+          <w:b/>
+          <w:sz w:val="36"/>
+          <w:szCs w:val="28"/>
+        </w:rPr>
+        <w:t>审核意见</w:t>
+      </w:r>
+      <w:bookmarkStart w:id="0" w:name="_GoBack"/>
+      <w:bookmarkEnd w:id="0"/>
     </w:p>
     <w:p>
       <w:pPr>
@@ -111,8 +124,6 @@
           <w:szCs w:val="28"/>
         </w:rPr>
       </w:pPr>
-      <w:bookmarkStart w:id="0" w:name="_GoBack"/>
-      <w:bookmarkEnd w:id="0"/>
       <w:r>
         <w:rPr>
           <w:rFonts w:hint="eastAsia" w:ascii="宋体" w:hAnsi="宋体" w:cs="宋体"/>
@@ -426,7 +437,7 @@
     <w:lsdException w:uiPriority="99" w:name="Normal Indent"/>
     <w:lsdException w:uiPriority="99" w:name="footnote text"/>
     <w:lsdException w:uiPriority="99" w:name="annotation text"/>
-    <w:lsdException w:uiPriority="99" w:semiHidden="0" w:name="header"/>
+    <w:lsdException w:qFormat="1" w:uiPriority="99" w:semiHidden="0" w:name="header"/>
     <w:lsdException w:uiPriority="99" w:semiHidden="0" w:name="footer"/>
     <w:lsdException w:uiPriority="99" w:name="index heading"/>
     <w:lsdException w:qFormat="1" w:uiPriority="35" w:name="caption"/>
@@ -477,7 +488,7 @@
     <w:lsdException w:uiPriority="99" w:name="Note Heading"/>
     <w:lsdException w:uiPriority="99" w:name="Body Text 2"/>
     <w:lsdException w:uiPriority="99" w:name="Body Text 3"/>
-    <w:lsdException w:unhideWhenUsed="0" w:uiPriority="0" w:semiHidden="0" w:name="Body Text Indent 2"/>
+    <w:lsdException w:qFormat="1" w:unhideWhenUsed="0" w:uiPriority="0" w:semiHidden="0" w:name="Body Text Indent 2"/>
     <w:lsdException w:uiPriority="99" w:name="Body Text Indent 3"/>
     <w:lsdException w:uiPriority="99" w:name="Block Text"/>
     <w:lsdException w:qFormat="1" w:unhideWhenUsed="0" w:uiPriority="0" w:semiHidden="0" w:name="Hyperlink"/>
@@ -485,7 +496,7 @@
     <w:lsdException w:qFormat="1" w:unhideWhenUsed="0" w:uiPriority="22" w:semiHidden="0" w:name="Strong"/>
     <w:lsdException w:qFormat="1" w:unhideWhenUsed="0" w:uiPriority="20" w:semiHidden="0" w:name="Emphasis"/>
     <w:lsdException w:uiPriority="99" w:name="Document Map"/>
-    <w:lsdException w:unhideWhenUsed="0" w:uiPriority="0" w:semiHidden="0" w:name="Plain Text"/>
+    <w:lsdException w:qFormat="1" w:unhideWhenUsed="0" w:uiPriority="0" w:semiHidden="0" w:name="Plain Text"/>
     <w:lsdException w:uiPriority="99" w:name="E-mail Signature"/>
     <w:lsdException w:uiPriority="99" w:name="Normal (Web)"/>
     <w:lsdException w:uiPriority="99" w:name="HTML Acronym"/>
@@ -698,6 +709,7 @@
     <w:name w:val="Plain Text"/>
     <w:basedOn w:val="1"/>
     <w:link w:val="12"/>
+    <w:qFormat/>
     <w:uiPriority w:val="0"/>
     <w:rPr>
       <w:rFonts w:ascii="宋体" w:hAnsi="Courier New"/>
@@ -719,6 +731,7 @@
   <w:style w:type="paragraph" w:styleId="5">
     <w:name w:val="Body Text Indent 2"/>
     <w:basedOn w:val="1"/>
+    <w:qFormat/>
     <w:uiPriority w:val="0"/>
     <w:pPr>
       <w:adjustRightInd w:val="0"/>
@@ -767,6 +780,7 @@
     <w:basedOn w:val="1"/>
     <w:link w:val="16"/>
     <w:unhideWhenUsed/>
+    <w:qFormat/>
     <w:uiPriority w:val="99"/>
     <w:pPr>
       <w:pBdr>
@@ -811,6 +825,7 @@
     <w:name w:val="日期 字符"/>
     <w:link w:val="4"/>
     <w:semiHidden/>
+    <w:qFormat/>
     <w:uiPriority w:val="99"/>
     <w:rPr>
       <w:kern w:val="2"/>
@@ -843,6 +858,7 @@
   <w:style w:type="character" w:customStyle="1" w:styleId="16">
     <w:name w:val="页眉 字符"/>
     <w:link w:val="8"/>
+    <w:qFormat/>
     <w:uiPriority w:val="99"/>
     <w:rPr>
       <w:kern w:val="2"/>
